--- a/Birds.docx
+++ b/Birds.docx
@@ -1,6 +1,6 @@
 
 <file path=word/document.xml><?xml version="1.0" encoding="utf-8"?>
-<w:document xmlns:wpc="http://schemas.microsoft.com/office/word/2010/wordprocessingCanvas" xmlns:cx="http://schemas.microsoft.com/office/drawing/2014/chartex" xmlns:cx1="http://schemas.microsoft.com/office/drawing/2015/9/8/chartex" xmlns:cx2="http://schemas.microsoft.com/office/drawing/2015/10/21/chartex" xmlns:cx3="http://schemas.microsoft.com/office/drawing/2016/5/9/chartex" xmlns:cx4="http://schemas.microsoft.com/office/drawing/2016/5/10/chartex" xmlns:cx5="http://schemas.microsoft.com/office/drawing/2016/5/11/chartex" xmlns:cx6="http://schemas.microsoft.com/office/drawing/2016/5/12/chartex" xmlns:cx7="http://schemas.microsoft.com/office/drawing/2016/5/13/chartex" xmlns:cx8="http://schemas.microsoft.com/office/drawing/2016/5/14/chartex" xmlns:mc="http://schemas.openxmlformats.org/markup-compatibility/2006" xmlns:aink="http://schemas.microsoft.com/office/drawing/2016/ink" xmlns:am3d="http://schemas.microsoft.com/office/drawing/2017/model3d" xmlns:o="urn:schemas-microsoft-com:office:office" xmlns:oel="http://schemas.microsoft.com/office/2019/extlst" xmlns:r="http://schemas.openxmlformats.org/officeDocument/2006/relationships" xmlns:m="http://schemas.openxmlformats.org/officeDocument/2006/math" xmlns:v="urn:schemas-microsoft-com:vml" xmlns:wp14="http://schemas.microsoft.com/office/word/2010/wordprocessingDrawing" xmlns:wp="http://schemas.openxmlformats.org/drawingml/2006/wordprocessingDrawing" xmlns:w10="urn:schemas-microsoft-com:office:word" xmlns:w="http://schemas.openxmlformats.org/wordprocessingml/2006/main" xmlns:w14="http://schemas.microsoft.com/office/word/2010/wordml" xmlns:w15="http://schemas.microsoft.com/office/word/2012/wordml" xmlns:w16cex="http://schemas.microsoft.com/office/word/2018/wordml/cex" xmlns:w16cid="http://schemas.microsoft.com/office/word/2016/wordml/cid" xmlns:w16="http://schemas.microsoft.com/office/word/2018/wordml" xmlns:w16sdtdh="http://schemas.microsoft.com/office/word/2020/wordml/sdtdatahash" xmlns:w16se="http://schemas.microsoft.com/office/word/2015/wordml/symex" xmlns:wpg="http://schemas.microsoft.com/office/word/2010/wordprocessingGroup" xmlns:wpi="http://schemas.microsoft.com/office/word/2010/wordprocessingInk" xmlns:wne="http://schemas.microsoft.com/office/word/2006/wordml" xmlns:wps="http://schemas.microsoft.com/office/word/2010/wordprocessingShape" mc:Ignorable="w14 w15 w16se w16cid w16 w16cex w16sdtdh wp14">
+<w:document xmlns:wpc="http://schemas.microsoft.com/office/word/2010/wordprocessingCanvas" xmlns:cx="http://schemas.microsoft.com/office/drawing/2014/chartex" xmlns:cx1="http://schemas.microsoft.com/office/drawing/2015/9/8/chartex" xmlns:cx2="http://schemas.microsoft.com/office/drawing/2015/10/21/chartex" xmlns:cx3="http://schemas.microsoft.com/office/drawing/2016/5/9/chartex" xmlns:cx4="http://schemas.microsoft.com/office/drawing/2016/5/10/chartex" xmlns:cx5="http://schemas.microsoft.com/office/drawing/2016/5/11/chartex" xmlns:cx6="http://schemas.microsoft.com/office/drawing/2016/5/12/chartex" xmlns:cx7="http://schemas.microsoft.com/office/drawing/2016/5/13/chartex" xmlns:cx8="http://schemas.microsoft.com/office/drawing/2016/5/14/chartex" xmlns:mc="http://schemas.openxmlformats.org/markup-compatibility/2006" xmlns:aink="http://schemas.microsoft.com/office/drawing/2016/ink" xmlns:am3d="http://schemas.microsoft.com/office/drawing/2017/model3d" xmlns:o="urn:schemas-microsoft-com:office:office" xmlns:oel="http://schemas.microsoft.com/office/2019/extlst" xmlns:r="http://schemas.openxmlformats.org/officeDocument/2006/relationships" xmlns:m="http://schemas.openxmlformats.org/officeDocument/2006/math" xmlns:v="urn:schemas-microsoft-com:vml" xmlns:wp14="http://schemas.microsoft.com/office/word/2010/wordprocessingDrawing" xmlns:wp="http://schemas.openxmlformats.org/drawingml/2006/wordprocessingDrawing" xmlns:w10="urn:schemas-microsoft-com:office:word" xmlns:w="http://schemas.openxmlformats.org/wordprocessingml/2006/main" xmlns:w14="http://schemas.microsoft.com/office/word/2010/wordml" xmlns:w15="http://schemas.microsoft.com/office/word/2012/wordml" xmlns:w16cex="http://schemas.microsoft.com/office/word/2018/wordml/cex" xmlns:w16cid="http://schemas.microsoft.com/office/word/2016/wordml/cid" xmlns:w16="http://schemas.microsoft.com/office/word/2018/wordml" xmlns:w16du="http://schemas.microsoft.com/office/word/2023/wordml/word16du" xmlns:w16sdtdh="http://schemas.microsoft.com/office/word/2020/wordml/sdtdatahash" xmlns:w16sdtfl="http://schemas.microsoft.com/office/word/2024/wordml/sdtformatlock" xmlns:w16se="http://schemas.microsoft.com/office/word/2015/wordml/symex" xmlns:wpg="http://schemas.microsoft.com/office/word/2010/wordprocessingGroup" xmlns:wpi="http://schemas.microsoft.com/office/word/2010/wordprocessingInk" xmlns:wne="http://schemas.microsoft.com/office/word/2006/wordml" xmlns:wps="http://schemas.microsoft.com/office/word/2010/wordprocessingShape" mc:Ignorable="w14 w15 w16se w16cid w16 w16cex w16sdtdh w16sdtfl w16du wp14">
   <w:body>
     <w:p>
       <w:pPr>
@@ -62,7 +62,7 @@
             <v:path o:extrusionok="f" gradientshapeok="t" o:connecttype="rect"/>
             <o:lock v:ext="edit" aspectratio="t"/>
           </v:shapetype>
-          <v:shape id="_x0000_i1025" type="#_x0000_t75" style="width:304.5pt;height:235.5pt">
+          <v:shape id="_x0000_i1034" type="#_x0000_t75" style="width:304.5pt;height:235.5pt">
             <v:imagedata r:id="rId5" o:title=""/>
           </v:shape>
         </w:pict>
@@ -102,7 +102,7 @@
             </v:handles>
             <o:callout v:ext="edit" on="t"/>
           </v:shapetype>
-          <v:shape id="_x0000_s1029" type="#_x0000_t48" style="position:absolute;margin-left:252.8pt;margin-top:93.05pt;width:1in;height:78.35pt;z-index:1" adj="-57360,-17492,-29385,2481,,2481,-47130,-19202">
+          <v:shape id="_x0000_s1029" type="#_x0000_t48" style="position:absolute;margin-left:252.8pt;margin-top:93.05pt;width:1in;height:78.35pt;z-index:251657728" adj="-57360,-17492,-29385,2481,,2481,-47130,-19202">
             <v:textbox style="mso-next-textbox:#_x0000_s1029">
               <w:txbxContent>
                 <w:p>
@@ -120,7 +120,7 @@
           <w:noProof/>
         </w:rPr>
         <w:pict w14:anchorId="1818B53F">
-          <v:shape id="Picture 1" o:spid="_x0000_i1026" type="#_x0000_t75" style="width:207pt;height:153.75pt;visibility:visible;mso-wrap-style:square">
+          <v:shape id="_x0000_i1035" type="#_x0000_t75" style="width:207pt;height:153.75pt;visibility:visible;mso-wrap-style:square">
             <v:imagedata r:id="rId6" o:title=""/>
           </v:shape>
         </w:pict>
@@ -163,7 +163,7 @@
           <w:noProof/>
         </w:rPr>
         <w:pict w14:anchorId="02719CB4">
-          <v:shape id="_x0000_i1027" type="#_x0000_t75" style="width:293.25pt;height:372.75pt;visibility:visible;mso-wrap-style:square">
+          <v:shape id="_x0000_i1036" type="#_x0000_t75" style="width:293.25pt;height:372.75pt;visibility:visible;mso-wrap-style:square">
             <v:imagedata r:id="rId7" o:title=""/>
           </v:shape>
         </w:pict>
@@ -256,7 +256,6 @@
           <w:rFonts w:cs="Verdana"/>
           <w:color w:val="24292E"/>
         </w:rPr>
-        <w:lastRenderedPageBreak/>
         <w:t>BirdsNeighbourDistance = 25: Max distance for other birds to be considered in the same flock as others</w:t>
       </w:r>
     </w:p>
@@ -403,6 +402,33 @@
     </w:p>
     <w:p>
       <w:pPr>
+        <w:numPr>
+          <w:ilvl w:val="0"/>
+          <w:numId w:val="5"/>
+        </w:numPr>
+      </w:pPr>
+      <w:r>
+        <w:t>Birds-stats or /118 stats</w:t>
+      </w:r>
+      <w:r>
+        <w:br/>
+        <w:t xml:space="preserve">Shows the </w:t>
+      </w:r>
+      <w:proofErr w:type="gramStart"/>
+      <w:r>
+        <w:t>current status</w:t>
+      </w:r>
+      <w:proofErr w:type="gramEnd"/>
+      <w:r>
+        <w:t xml:space="preserve"> of the birds</w:t>
+      </w:r>
+    </w:p>
+    <w:p>
+      <w:pPr>
+        <w:numPr>
+          <w:ilvl w:val="0"/>
+          <w:numId w:val="5"/>
+        </w:numPr>
         <w:rPr>
           <w:rFonts w:cs="Verdana"/>
         </w:rPr>
@@ -429,6 +455,10 @@
     </w:p>
     <w:p>
       <w:pPr>
+        <w:numPr>
+          <w:ilvl w:val="0"/>
+          <w:numId w:val="5"/>
+        </w:numPr>
         <w:rPr>
           <w:rFonts w:cs="Verdana"/>
         </w:rPr>
@@ -455,6 +485,10 @@
     </w:p>
     <w:p>
       <w:pPr>
+        <w:numPr>
+          <w:ilvl w:val="0"/>
+          <w:numId w:val="5"/>
+        </w:numPr>
         <w:rPr>
           <w:rFonts w:cs="Verdana"/>
         </w:rPr>
@@ -475,6 +509,10 @@
     </w:p>
     <w:p>
       <w:pPr>
+        <w:numPr>
+          <w:ilvl w:val="0"/>
+          <w:numId w:val="5"/>
+        </w:numPr>
         <w:rPr>
           <w:rFonts w:cs="Verdana"/>
         </w:rPr>
@@ -495,6 +533,10 @@
     </w:p>
     <w:p>
       <w:pPr>
+        <w:numPr>
+          <w:ilvl w:val="0"/>
+          <w:numId w:val="5"/>
+        </w:numPr>
         <w:rPr>
           <w:rFonts w:cs="Verdana"/>
         </w:rPr>
@@ -508,6 +550,10 @@
     </w:p>
     <w:p>
       <w:pPr>
+        <w:numPr>
+          <w:ilvl w:val="0"/>
+          <w:numId w:val="5"/>
+        </w:numPr>
         <w:rPr>
           <w:rFonts w:cs="Verdana"/>
         </w:rPr>
@@ -552,6 +598,10 @@
     </w:p>
     <w:p>
       <w:pPr>
+        <w:numPr>
+          <w:ilvl w:val="0"/>
+          <w:numId w:val="5"/>
+        </w:numPr>
         <w:rPr>
           <w:rFonts w:cs="Verdana"/>
         </w:rPr>
@@ -565,6 +615,10 @@
     </w:p>
     <w:p>
       <w:pPr>
+        <w:numPr>
+          <w:ilvl w:val="0"/>
+          <w:numId w:val="5"/>
+        </w:numPr>
         <w:rPr>
           <w:rFonts w:cs="Verdana"/>
         </w:rPr>
@@ -603,6 +657,10 @@
     </w:p>
     <w:p>
       <w:pPr>
+        <w:numPr>
+          <w:ilvl w:val="0"/>
+          <w:numId w:val="5"/>
+        </w:numPr>
         <w:rPr>
           <w:rFonts w:cs="Verdana"/>
         </w:rPr>
@@ -635,15 +693,18 @@
     </w:p>
     <w:p>
       <w:pPr>
-        <w:rPr>
-          <w:rFonts w:cs="Verdana"/>
-        </w:rPr>
-      </w:pPr>
-      <w:r>
-        <w:rPr>
-          <w:rFonts w:cs="Verdana"/>
-        </w:rPr>
-        <w:lastRenderedPageBreak/>
+        <w:numPr>
+          <w:ilvl w:val="0"/>
+          <w:numId w:val="5"/>
+        </w:numPr>
+        <w:rPr>
+          <w:rFonts w:cs="Verdana"/>
+        </w:rPr>
+      </w:pPr>
+      <w:r>
+        <w:rPr>
+          <w:rFonts w:cs="Verdana"/>
+        </w:rPr>
         <w:t>birds-force</w:t>
       </w:r>
       <w:r>
@@ -668,6 +729,10 @@
     </w:p>
     <w:p>
       <w:pPr>
+        <w:numPr>
+          <w:ilvl w:val="0"/>
+          <w:numId w:val="5"/>
+        </w:numPr>
         <w:rPr>
           <w:rFonts w:cs="Verdana"/>
         </w:rPr>
@@ -695,19 +760,15 @@
           <w:rFonts w:cs="Verdana"/>
         </w:rPr>
         <w:br/>
-        <w:t xml:space="preserve">change the maximum distance that other birds are to be considered in the same flock as </w:t>
-      </w:r>
-      <w:proofErr w:type="gramStart"/>
-      <w:r>
-        <w:rPr>
-          <w:rFonts w:cs="Verdana"/>
-        </w:rPr>
-        <w:t>us</w:t>
-      </w:r>
-      <w:proofErr w:type="gramEnd"/>
-    </w:p>
-    <w:p>
-      <w:pPr>
+        <w:t>change the maximum distance that other birds are to be considered in the same flock as us</w:t>
+      </w:r>
+    </w:p>
+    <w:p>
+      <w:pPr>
+        <w:numPr>
+          <w:ilvl w:val="0"/>
+          <w:numId w:val="5"/>
+        </w:numPr>
         <w:rPr>
           <w:rFonts w:cs="Verdana"/>
         </w:rPr>
@@ -740,6 +801,10 @@
     </w:p>
     <w:p>
       <w:pPr>
+        <w:numPr>
+          <w:ilvl w:val="0"/>
+          <w:numId w:val="5"/>
+        </w:numPr>
         <w:rPr>
           <w:rFonts w:cs="Verdana"/>
           <w:color w:val="24292E"/>
@@ -768,7 +833,35 @@
           <w:rFonts w:cs="Verdana"/>
         </w:rPr>
         <w:br/>
-        <w:t xml:space="preserve">sets how close to the edges of things can we get without being worried. If distance is less than </w:t>
+        <w:t xml:space="preserve">sets how close to the edges of things </w:t>
+      </w:r>
+      <w:proofErr w:type="gramStart"/>
+      <w:r>
+        <w:rPr>
+          <w:rFonts w:cs="Verdana"/>
+        </w:rPr>
+        <w:t>can we</w:t>
+      </w:r>
+      <w:proofErr w:type="gramEnd"/>
+      <w:r>
+        <w:rPr>
+          <w:rFonts w:cs="Verdana"/>
+        </w:rPr>
+        <w:t xml:space="preserve"> get without being worried. If </w:t>
+      </w:r>
+      <w:proofErr w:type="gramStart"/>
+      <w:r>
+        <w:rPr>
+          <w:rFonts w:cs="Verdana"/>
+        </w:rPr>
+        <w:t>distance</w:t>
+      </w:r>
+      <w:proofErr w:type="gramEnd"/>
+      <w:r>
+        <w:rPr>
+          <w:rFonts w:cs="Verdana"/>
+        </w:rPr>
+        <w:t xml:space="preserve"> is less than </w:t>
       </w:r>
       <w:r>
         <w:rPr>
@@ -826,79 +919,63 @@
     </w:p>
     <w:p>
       <w:r>
-        <w:t xml:space="preserve">Any currently rezzed in-scene-object can </w:t>
+        <w:t xml:space="preserve">Any currently rezzed in-scene-object can be used as the bird prim. </w:t>
+      </w:r>
+      <w:r>
+        <w:t>However,</w:t>
+      </w:r>
+      <w:r>
+        <w:t xml:space="preserve"> fps is very much affected by the complexity of the entity to use. It is easier to throw a single prim (or sculpty) around the scene than it is to throw the constituent parts of a 200 linked prim dragon.</w:t>
+      </w:r>
+    </w:p>
+    <w:p>
+      <w:r>
+        <w:t>Tests show that &lt;= 500 single prims can be flocked effectively - depending on system and network.   However maybe &lt;= 300 simple linksets can perform as well.</w:t>
+      </w:r>
+    </w:p>
+    <w:p>
+      <w:pPr>
+        <w:pStyle w:val="Heading2"/>
+      </w:pPr>
+      <w:r>
+        <w:t>Network Traffic</w:t>
+      </w:r>
+    </w:p>
+    <w:p>
+      <w:r>
+        <w:t xml:space="preserve">I tested the amount of network traffic generated by bird updates. 20 birds (each with 4 linked prims) </w:t>
+      </w:r>
+      <w:r>
+        <w:t>take</w:t>
+      </w:r>
+      <w:r>
+        <w:t xml:space="preserve"> up about 300kbps in network position updates. 50 of the same birds generates about 750kbps traffic. Each bird uses roughly 15kbps of network traffic. This is all measured using an update framerate of 1, </w:t>
+      </w:r>
+      <w:r>
+        <w:t>i.e.,</w:t>
+      </w:r>
+      <w:r>
+        <w:t xml:space="preserve"> birds' position is updated every simulator frame.</w:t>
+      </w:r>
+    </w:p>
+    <w:p>
+      <w:pPr>
+        <w:pStyle w:val="Heading2"/>
+      </w:pPr>
+      <w:r>
+        <w:t>Statistics</w:t>
+      </w:r>
+    </w:p>
+    <w:p>
+      <w:r>
+        <w:t xml:space="preserve">The stats command in-world or via script returns data to BirdsChatChannel. The console command returns stats to the console. All the </w:t>
       </w:r>
       <w:proofErr w:type="gramStart"/>
       <w:r>
-        <w:t>be used</w:t>
+        <w:t>modules</w:t>
       </w:r>
       <w:proofErr w:type="gramEnd"/>
       <w:r>
-        <w:t xml:space="preserve"> as the bird prim. </w:t>
-      </w:r>
-      <w:r>
-        <w:t>However,</w:t>
-      </w:r>
-      <w:r>
-        <w:t xml:space="preserve"> fps is very much affected by the complexity of the entity to use. It is easier to throw a single prim (or sculpty) around the scene than it is to throw the constituent parts of a 200 linked prim dragon.</w:t>
-      </w:r>
-    </w:p>
-    <w:p>
-      <w:r>
-        <w:t>Tests show that &lt;= 500 single prims can be flocked effectively - depending on system and network.   However maybe &lt;= 300 simple linksets can perform as well.</w:t>
-      </w:r>
-    </w:p>
-    <w:p>
-      <w:pPr>
-        <w:pStyle w:val="Heading2"/>
-      </w:pPr>
-      <w:r>
-        <w:t>Network Traffic</w:t>
-      </w:r>
-    </w:p>
-    <w:p>
-      <w:r>
-        <w:t xml:space="preserve">I tested the amount of network traffic generated by bird updates. 20 birds (each with 4 linked prims) </w:t>
-      </w:r>
-      <w:r>
-        <w:t>take</w:t>
-      </w:r>
-      <w:r>
-        <w:t xml:space="preserve"> up about 300kbps in network position updates. 50 of the same birds generates about 750kbps traffic. Each bird uses roughly 15kbps of network traffic. This is all measured using an update framerate of </w:t>
-      </w:r>
-      <w:proofErr w:type="gramStart"/>
-      <w:r>
-        <w:t>1</w:t>
-      </w:r>
-      <w:proofErr w:type="gramEnd"/>
-      <w:r>
-        <w:t xml:space="preserve">, </w:t>
-      </w:r>
-      <w:r>
-        <w:t>i.e.,</w:t>
-      </w:r>
-      <w:r>
-        <w:t xml:space="preserve"> birds' position is updated every simulator frame.</w:t>
-      </w:r>
-    </w:p>
-    <w:p>
-      <w:pPr>
-        <w:pStyle w:val="Heading2"/>
-      </w:pPr>
-      <w:r>
-        <w:t>Statistics</w:t>
-      </w:r>
-    </w:p>
-    <w:p>
-      <w:r>
-        <w:t xml:space="preserve">The stats command in-world or via script returns data to BirdsChatChannel. The console command returns stats to the console. All the </w:t>
-      </w:r>
-      <w:proofErr w:type="gramStart"/>
-      <w:r>
-        <w:t>modules</w:t>
-      </w:r>
-      <w:proofErr w:type="gramEnd"/>
-      <w:r>
         <w:t xml:space="preserve"> parameters are returned including a list of the active bird prims currently rezzed in the region, and the UUIDs of those prims' root prim. Also included is a list of any avatar UUIDs that may be sitting on those prims. </w:t>
       </w:r>
     </w:p>
@@ -909,7 +986,11 @@
     </w:p>
     <w:p>
       <w:r>
-        <w:lastRenderedPageBreak/>
+        <w:t>birds-stats (or /118 stats</w:t>
+      </w:r>
+    </w:p>
+    <w:p>
+      <w:r>
         <w:t>birds-started = False</w:t>
       </w:r>
       <w:r>
@@ -997,33 +1078,9 @@
         <w:t>birds-prim1 = OpenSimBirds1: af85996d-af4d-4dda-bc89-721c51e09d0c :</w:t>
       </w:r>
     </w:p>
-    <w:p>
-      <w:pPr>
-        <w:rPr>
-          <w:b/>
-          <w:bCs/>
-        </w:rPr>
-      </w:pPr>
-      <w:r>
-        <w:rPr>
-          <w:b/>
-          <w:bCs/>
-        </w:rPr>
-        <w:t>Links:</w:t>
-      </w:r>
-    </w:p>
-    <w:p>
-      <w:hyperlink r:id="rId8" w:history="1">
-        <w:r>
-          <w:rPr>
-            <w:rStyle w:val="Hyperlink"/>
-          </w:rPr>
-          <w:t>https://github.com/JakDaniels/OpenSimBirds</w:t>
-        </w:r>
-      </w:hyperlink>
-      <w:bookmarkEnd w:id="0"/>
-      <w:bookmarkEnd w:id="1"/>
-    </w:p>
+    <w:bookmarkEnd w:id="0"/>
+    <w:bookmarkEnd w:id="1"/>
+    <w:p/>
     <w:sectPr>
       <w:pgSz w:w="12240" w:h="15840"/>
       <w:pgMar w:top="1440" w:right="1440" w:bottom="1440" w:left="1440" w:header="720" w:footer="720" w:gutter="0"/>
@@ -1035,7 +1092,7 @@
 </file>
 
 <file path=word/numbering.xml><?xml version="1.0" encoding="utf-8"?>
-<w:numbering xmlns:wpc="http://schemas.microsoft.com/office/word/2010/wordprocessingCanvas" xmlns:cx="http://schemas.microsoft.com/office/drawing/2014/chartex" xmlns:cx1="http://schemas.microsoft.com/office/drawing/2015/9/8/chartex" xmlns:cx2="http://schemas.microsoft.com/office/drawing/2015/10/21/chartex" xmlns:cx3="http://schemas.microsoft.com/office/drawing/2016/5/9/chartex" xmlns:cx4="http://schemas.microsoft.com/office/drawing/2016/5/10/chartex" xmlns:cx5="http://schemas.microsoft.com/office/drawing/2016/5/11/chartex" xmlns:cx6="http://schemas.microsoft.com/office/drawing/2016/5/12/chartex" xmlns:cx7="http://schemas.microsoft.com/office/drawing/2016/5/13/chartex" xmlns:cx8="http://schemas.microsoft.com/office/drawing/2016/5/14/chartex" xmlns:mc="http://schemas.openxmlformats.org/markup-compatibility/2006" xmlns:aink="http://schemas.microsoft.com/office/drawing/2016/ink" xmlns:am3d="http://schemas.microsoft.com/office/drawing/2017/model3d" xmlns:o="urn:schemas-microsoft-com:office:office" xmlns:oel="http://schemas.microsoft.com/office/2019/extlst" xmlns:r="http://schemas.openxmlformats.org/officeDocument/2006/relationships" xmlns:m="http://schemas.openxmlformats.org/officeDocument/2006/math" xmlns:v="urn:schemas-microsoft-com:vml" xmlns:wp14="http://schemas.microsoft.com/office/word/2010/wordprocessingDrawing" xmlns:wp="http://schemas.openxmlformats.org/drawingml/2006/wordprocessingDrawing" xmlns:w10="urn:schemas-microsoft-com:office:word" xmlns:w="http://schemas.openxmlformats.org/wordprocessingml/2006/main" xmlns:w14="http://schemas.microsoft.com/office/word/2010/wordml" xmlns:w15="http://schemas.microsoft.com/office/word/2012/wordml" xmlns:w16cex="http://schemas.microsoft.com/office/word/2018/wordml/cex" xmlns:w16cid="http://schemas.microsoft.com/office/word/2016/wordml/cid" xmlns:w16="http://schemas.microsoft.com/office/word/2018/wordml" xmlns:w16sdtdh="http://schemas.microsoft.com/office/word/2020/wordml/sdtdatahash" xmlns:w16se="http://schemas.microsoft.com/office/word/2015/wordml/symex" xmlns:wpg="http://schemas.microsoft.com/office/word/2010/wordprocessingGroup" xmlns:wpi="http://schemas.microsoft.com/office/word/2010/wordprocessingInk" xmlns:wne="http://schemas.microsoft.com/office/word/2006/wordml" xmlns:wps="http://schemas.microsoft.com/office/word/2010/wordprocessingShape" mc:Ignorable="w14 w15 w16se w16cid w16 w16cex w16sdtdh wp14">
+<w:numbering xmlns:wpc="http://schemas.microsoft.com/office/word/2010/wordprocessingCanvas" xmlns:cx="http://schemas.microsoft.com/office/drawing/2014/chartex" xmlns:cx1="http://schemas.microsoft.com/office/drawing/2015/9/8/chartex" xmlns:cx2="http://schemas.microsoft.com/office/drawing/2015/10/21/chartex" xmlns:cx3="http://schemas.microsoft.com/office/drawing/2016/5/9/chartex" xmlns:cx4="http://schemas.microsoft.com/office/drawing/2016/5/10/chartex" xmlns:cx5="http://schemas.microsoft.com/office/drawing/2016/5/11/chartex" xmlns:cx6="http://schemas.microsoft.com/office/drawing/2016/5/12/chartex" xmlns:cx7="http://schemas.microsoft.com/office/drawing/2016/5/13/chartex" xmlns:cx8="http://schemas.microsoft.com/office/drawing/2016/5/14/chartex" xmlns:mc="http://schemas.openxmlformats.org/markup-compatibility/2006" xmlns:aink="http://schemas.microsoft.com/office/drawing/2016/ink" xmlns:am3d="http://schemas.microsoft.com/office/drawing/2017/model3d" xmlns:o="urn:schemas-microsoft-com:office:office" xmlns:oel="http://schemas.microsoft.com/office/2019/extlst" xmlns:r="http://schemas.openxmlformats.org/officeDocument/2006/relationships" xmlns:m="http://schemas.openxmlformats.org/officeDocument/2006/math" xmlns:v="urn:schemas-microsoft-com:vml" xmlns:wp14="http://schemas.microsoft.com/office/word/2010/wordprocessingDrawing" xmlns:wp="http://schemas.openxmlformats.org/drawingml/2006/wordprocessingDrawing" xmlns:w10="urn:schemas-microsoft-com:office:word" xmlns:w="http://schemas.openxmlformats.org/wordprocessingml/2006/main" xmlns:w14="http://schemas.microsoft.com/office/word/2010/wordml" xmlns:w15="http://schemas.microsoft.com/office/word/2012/wordml" xmlns:w16cex="http://schemas.microsoft.com/office/word/2018/wordml/cex" xmlns:w16cid="http://schemas.microsoft.com/office/word/2016/wordml/cid" xmlns:w16="http://schemas.microsoft.com/office/word/2018/wordml" xmlns:w16du="http://schemas.microsoft.com/office/word/2023/wordml/word16du" xmlns:w16sdtdh="http://schemas.microsoft.com/office/word/2020/wordml/sdtdatahash" xmlns:w16sdtfl="http://schemas.microsoft.com/office/word/2024/wordml/sdtformatlock" xmlns:w16se="http://schemas.microsoft.com/office/word/2015/wordml/symex" xmlns:wpg="http://schemas.microsoft.com/office/word/2010/wordprocessingGroup" xmlns:wpi="http://schemas.microsoft.com/office/word/2010/wordprocessingInk" xmlns:wne="http://schemas.microsoft.com/office/word/2006/wordml" xmlns:wps="http://schemas.microsoft.com/office/word/2010/wordprocessingShape" mc:Ignorable="w14 w15 w16se w16cid w16 w16cex w16sdtdh w16sdtfl w16du wp14">
   <w:abstractNum w:abstractNumId="0" w15:restartNumberingAfterBreak="0">
     <w:nsid w:val="06650DBC"/>
     <w:multiLevelType w:val="hybridMultilevel"/>
@@ -1457,6 +1514,119 @@
     </w:lvl>
   </w:abstractNum>
   <w:abstractNum w:abstractNumId="3" w15:restartNumberingAfterBreak="0">
+    <w:nsid w:val="2CC3641E"/>
+    <w:multiLevelType w:val="hybridMultilevel"/>
+    <w:tmpl w:val="200E0686"/>
+    <w:lvl w:ilvl="0" w:tplc="04090001">
+      <w:start w:val="1"/>
+      <w:numFmt w:val="bullet"/>
+      <w:lvlText w:val=""/>
+      <w:lvlJc w:val="left"/>
+      <w:pPr>
+        <w:ind w:left="720" w:hanging="360"/>
+      </w:pPr>
+      <w:rPr>
+        <w:rFonts w:ascii="Symbol" w:hAnsi="Symbol" w:hint="default"/>
+      </w:rPr>
+    </w:lvl>
+    <w:lvl w:ilvl="1" w:tplc="04090003" w:tentative="1">
+      <w:start w:val="1"/>
+      <w:numFmt w:val="bullet"/>
+      <w:lvlText w:val="o"/>
+      <w:lvlJc w:val="left"/>
+      <w:pPr>
+        <w:ind w:left="1440" w:hanging="360"/>
+      </w:pPr>
+      <w:rPr>
+        <w:rFonts w:ascii="Courier New" w:hAnsi="Courier New" w:cs="Courier New" w:hint="default"/>
+      </w:rPr>
+    </w:lvl>
+    <w:lvl w:ilvl="2" w:tplc="04090005" w:tentative="1">
+      <w:start w:val="1"/>
+      <w:numFmt w:val="bullet"/>
+      <w:lvlText w:val=""/>
+      <w:lvlJc w:val="left"/>
+      <w:pPr>
+        <w:ind w:left="2160" w:hanging="360"/>
+      </w:pPr>
+      <w:rPr>
+        <w:rFonts w:ascii="Wingdings" w:hAnsi="Wingdings" w:hint="default"/>
+      </w:rPr>
+    </w:lvl>
+    <w:lvl w:ilvl="3" w:tplc="04090001" w:tentative="1">
+      <w:start w:val="1"/>
+      <w:numFmt w:val="bullet"/>
+      <w:lvlText w:val=""/>
+      <w:lvlJc w:val="left"/>
+      <w:pPr>
+        <w:ind w:left="2880" w:hanging="360"/>
+      </w:pPr>
+      <w:rPr>
+        <w:rFonts w:ascii="Symbol" w:hAnsi="Symbol" w:hint="default"/>
+      </w:rPr>
+    </w:lvl>
+    <w:lvl w:ilvl="4" w:tplc="04090003" w:tentative="1">
+      <w:start w:val="1"/>
+      <w:numFmt w:val="bullet"/>
+      <w:lvlText w:val="o"/>
+      <w:lvlJc w:val="left"/>
+      <w:pPr>
+        <w:ind w:left="3600" w:hanging="360"/>
+      </w:pPr>
+      <w:rPr>
+        <w:rFonts w:ascii="Courier New" w:hAnsi="Courier New" w:cs="Courier New" w:hint="default"/>
+      </w:rPr>
+    </w:lvl>
+    <w:lvl w:ilvl="5" w:tplc="04090005" w:tentative="1">
+      <w:start w:val="1"/>
+      <w:numFmt w:val="bullet"/>
+      <w:lvlText w:val=""/>
+      <w:lvlJc w:val="left"/>
+      <w:pPr>
+        <w:ind w:left="4320" w:hanging="360"/>
+      </w:pPr>
+      <w:rPr>
+        <w:rFonts w:ascii="Wingdings" w:hAnsi="Wingdings" w:hint="default"/>
+      </w:rPr>
+    </w:lvl>
+    <w:lvl w:ilvl="6" w:tplc="04090001" w:tentative="1">
+      <w:start w:val="1"/>
+      <w:numFmt w:val="bullet"/>
+      <w:lvlText w:val=""/>
+      <w:lvlJc w:val="left"/>
+      <w:pPr>
+        <w:ind w:left="5040" w:hanging="360"/>
+      </w:pPr>
+      <w:rPr>
+        <w:rFonts w:ascii="Symbol" w:hAnsi="Symbol" w:hint="default"/>
+      </w:rPr>
+    </w:lvl>
+    <w:lvl w:ilvl="7" w:tplc="04090003" w:tentative="1">
+      <w:start w:val="1"/>
+      <w:numFmt w:val="bullet"/>
+      <w:lvlText w:val="o"/>
+      <w:lvlJc w:val="left"/>
+      <w:pPr>
+        <w:ind w:left="5760" w:hanging="360"/>
+      </w:pPr>
+      <w:rPr>
+        <w:rFonts w:ascii="Courier New" w:hAnsi="Courier New" w:cs="Courier New" w:hint="default"/>
+      </w:rPr>
+    </w:lvl>
+    <w:lvl w:ilvl="8" w:tplc="04090005" w:tentative="1">
+      <w:start w:val="1"/>
+      <w:numFmt w:val="bullet"/>
+      <w:lvlText w:val=""/>
+      <w:lvlJc w:val="left"/>
+      <w:pPr>
+        <w:ind w:left="6480" w:hanging="360"/>
+      </w:pPr>
+      <w:rPr>
+        <w:rFonts w:ascii="Wingdings" w:hAnsi="Wingdings" w:hint="default"/>
+      </w:rPr>
+    </w:lvl>
+  </w:abstractNum>
+  <w:abstractNum w:abstractNumId="4" w15:restartNumberingAfterBreak="0">
     <w:nsid w:val="465A1E71"/>
     <w:multiLevelType w:val="hybridMultilevel"/>
     <w:tmpl w:val="FC84FBDA"/>
@@ -1606,13 +1776,16 @@
     <w:abstractNumId w:val="2"/>
   </w:num>
   <w:num w:numId="4" w16cid:durableId="417099689">
+    <w:abstractNumId w:val="4"/>
+  </w:num>
+  <w:num w:numId="5" w16cid:durableId="2122383383">
     <w:abstractNumId w:val="3"/>
   </w:num>
 </w:numbering>
 </file>
 
 <file path=word/styles.xml><?xml version="1.0" encoding="utf-8"?>
-<w:styles xmlns:mc="http://schemas.openxmlformats.org/markup-compatibility/2006" xmlns:r="http://schemas.openxmlformats.org/officeDocument/2006/relationships" xmlns:w="http://schemas.openxmlformats.org/wordprocessingml/2006/main" xmlns:w14="http://schemas.microsoft.com/office/word/2010/wordml" xmlns:w15="http://schemas.microsoft.com/office/word/2012/wordml" xmlns:w16cex="http://schemas.microsoft.com/office/word/2018/wordml/cex" xmlns:w16cid="http://schemas.microsoft.com/office/word/2016/wordml/cid" xmlns:w16="http://schemas.microsoft.com/office/word/2018/wordml" xmlns:w16sdtdh="http://schemas.microsoft.com/office/word/2020/wordml/sdtdatahash" xmlns:w16se="http://schemas.microsoft.com/office/word/2015/wordml/symex" mc:Ignorable="w14 w15 w16se w16cid w16 w16cex w16sdtdh">
+<w:styles xmlns:mc="http://schemas.openxmlformats.org/markup-compatibility/2006" xmlns:r="http://schemas.openxmlformats.org/officeDocument/2006/relationships" xmlns:w="http://schemas.openxmlformats.org/wordprocessingml/2006/main" xmlns:w14="http://schemas.microsoft.com/office/word/2010/wordml" xmlns:w15="http://schemas.microsoft.com/office/word/2012/wordml" xmlns:w16cex="http://schemas.microsoft.com/office/word/2018/wordml/cex" xmlns:w16cid="http://schemas.microsoft.com/office/word/2016/wordml/cid" xmlns:w16="http://schemas.microsoft.com/office/word/2018/wordml" xmlns:w16du="http://schemas.microsoft.com/office/word/2023/wordml/word16du" xmlns:w16sdtdh="http://schemas.microsoft.com/office/word/2020/wordml/sdtdatahash" xmlns:w16sdtfl="http://schemas.microsoft.com/office/word/2024/wordml/sdtformatlock" xmlns:w16se="http://schemas.microsoft.com/office/word/2015/wordml/symex" mc:Ignorable="w14 w15 w16se w16cid w16 w16cex w16sdtdh w16sdtfl w16du">
   <w:docDefaults>
     <w:rPrDefault>
       <w:rPr>
@@ -2605,6 +2778,18 @@
       <w:outlineLvl w:val="9"/>
     </w:pPr>
   </w:style>
+  <w:style w:type="character" w:styleId="UnresolvedMention">
+    <w:name w:val="Unresolved Mention"/>
+    <w:basedOn w:val="DefaultParagraphFont"/>
+    <w:uiPriority w:val="99"/>
+    <w:semiHidden/>
+    <w:unhideWhenUsed/>
+    <w:rsid w:val="0019341C"/>
+    <w:rPr>
+      <w:color w:val="605E5C"/>
+      <w:shd w:val="clear" w:color="auto" w:fill="E1DFDD"/>
+    </w:rPr>
+  </w:style>
 </w:styles>
 </file>
 
